--- a/docs/INSTRUCTIONS_LABIB.docx
+++ b/docs/INSTRUCTIONS_LABIB.docx
@@ -147,15 +147,16 @@
         <w:t>+ Add Data</w:t>
       </w:r>
       <w:r>
-        <w:t xml:space="preserve"> → attach BOTH datasets:</w:t>
+        <w:t xml:space="preserve"> → attach the </w:t>
       </w:r>
-    </w:p>
-    <w:p>
-      <w:pPr>
-        <w:pStyle w:val="ListBullet"/>
-      </w:pPr>
       <w:r>
-        <w:t>EDA-outputs dataset (</w:t>
+        <w:rPr>
+          <w:b/>
+        </w:rPr>
+        <w:t>PCMMD dataset</w:t>
+      </w:r>
+      <w:r>
+        <w:t xml:space="preserve"> (uploaded from </w:t>
       </w:r>
       <w:r>
         <w:rPr>
@@ -163,18 +164,48 @@
           <w:color w:val="C7254E"/>
           <w:sz w:val="19"/>
         </w:rPr>
-        <w:t>pcmmd_eda_outputs/fold_1.csv … fold_5.csv</w:t>
+        <w:t>PCMMD_kaggle_dataset.zip</w:t>
       </w:r>
       <w:r>
-        <w:t>)</w:t>
+        <w:t>).</w:t>
       </w:r>
     </w:p>
     <w:p>
-      <w:pPr>
-        <w:pStyle w:val="ListBullet"/>
-      </w:pPr>
       <w:r>
-        <w:t>raw-image dataset (cropped cell PNGs)</w:t>
+        <w:t xml:space="preserve">   Self-contained: </w:t>
+      </w:r>
+      <w:r>
+        <w:rPr>
+          <w:rFonts w:ascii="Consolas" w:hAnsi="Consolas"/>
+          <w:color w:val="C7254E"/>
+          <w:sz w:val="19"/>
+        </w:rPr>
+        <w:t>pcmmd_eda_outputs/</w:t>
+      </w:r>
+      <w:r>
+        <w:t xml:space="preserve"> (folds + few-shot + metadata) </w:t>
+      </w:r>
+      <w:r>
+        <w:rPr>
+          <w:b/>
+        </w:rPr>
+        <w:t>and</w:t>
+      </w:r>
+      <w:r>
+        <w:t xml:space="preserve"> </w:t>
+      </w:r>
+      <w:r>
+        <w:rPr>
+          <w:rFonts w:ascii="Consolas" w:hAnsi="Consolas"/>
+          <w:color w:val="C7254E"/>
+          <w:sz w:val="19"/>
+        </w:rPr>
+        <w:t>patient_cells/</w:t>
+      </w:r>
+    </w:p>
+    <w:p>
+      <w:r>
+        <w:t xml:space="preserve">   (the cropped images). One dataset is enough.</w:t>
       </w:r>
     </w:p>
     <w:p>
@@ -199,7 +230,7 @@
           <w:rFonts w:ascii="Consolas" w:hAnsi="Consolas"/>
           <w:sz w:val="19"/>
         </w:rPr>
-        <w:t xml:space="preserve">   !git clone &lt;YOUR_REPO_URL&gt; /kaggle/working/PCMMD-repo</w:t>
+        <w:t xml:space="preserve">   !git clone https://github.com/TanvirLimon12/PCMMD-FL-TL-KD /kaggle/working/PCMMD-repo</w:t>
       </w:r>
     </w:p>
     <w:p>
@@ -228,6 +259,42 @@
           <w:sz w:val="19"/>
         </w:rPr>
         <w:t xml:space="preserve">   !pip install -q -r requirements.txt</w:t>
+      </w:r>
+    </w:p>
+    <w:p>
+      <w:pPr>
+        <w:shd w:val="clear" w:fill="EAF2FB"/>
+      </w:pPr>
+      <w:r>
+        <w:t>Folds/few-shot CSVs are also bundled in the repo (</w:t>
+      </w:r>
+      <w:r>
+        <w:rPr>
+          <w:rFonts w:ascii="Consolas" w:hAnsi="Consolas"/>
+          <w:color w:val="C7254E"/>
+          <w:sz w:val="19"/>
+        </w:rPr>
+        <w:t>data/eda/</w:t>
+      </w:r>
+      <w:r>
+        <w:t>) so local runs need no setup.</w:t>
+      </w:r>
+    </w:p>
+    <w:p>
+      <w:pPr>
+        <w:shd w:val="clear" w:fill="EAF2FB"/>
+      </w:pPr>
+      <w:r>
+        <w:t xml:space="preserve">On Kaggle attach the dataset above for the </w:t>
+      </w:r>
+      <w:r>
+        <w:rPr>
+          <w:b/>
+        </w:rPr>
+        <w:t>images</w:t>
+      </w:r>
+      <w:r>
+        <w:t>, then run the patch cell below.</w:t>
       </w:r>
     </w:p>
     <w:p>
@@ -294,7 +361,7 @@
           <w:rFonts w:ascii="Consolas" w:hAnsi="Consolas"/>
           <w:sz w:val="19"/>
         </w:rPr>
-        <w:t xml:space="preserve">   assert fold_hits, "fold_1.csv not found — attach the EDA-outputs dataset."</w:t>
+        <w:t xml:space="preserve">   assert fold_hits, "fold_1.csv not found — attach the PCMMD dataset."</w:t>
       </w:r>
     </w:p>
     <w:p>
